--- a/Tailored_CVs/Shinoy_DataSnipper_Software_Engineer_Document_Intelligence.docx
+++ b/Tailored_CVs/Shinoy_DataSnipper_Software_Engineer_Document_Intelligence.docx
@@ -70,7 +70,7 @@
           <w:b w:val="0"/>
           <w:sz w:val="19"/>
         </w:rPr>
-        <w:t>I am a QA Automation Engineer with over 8 years of experience building reliable test frameworks and backend validation pipelines. My background includes working with Java, Python, SQL, and CI/CD workflows in financial environments. While my primary focus has been testing and quality assurance rather than core application software engineering, I bring strong problem-solving skills and experience integrating AI tools like Gemini Code Assist into workflows.</w:t>
+        <w:t>Software engineer with background in test automation and backend pipelines in financial environments. I have experience building reliable testing strategies and using tools like Playwright and Python. Recently, I have also adopted AI tools such as Gemini Code Assist to speed up script generation and deployment tasks. I hold a valid EU residence permit and live nearby in Amstelveen.</w:t>
       </w:r>
     </w:p>
     <w:p>
@@ -288,7 +288,7 @@
           <w:b w:val="0"/>
           <w:sz w:val="18"/>
         </w:rPr>
-        <w:t>▸ Migrated automation frameworks using Playwright and TypeScript for credit workflow analysis, improving execution efficiency by 20%.</w:t>
+        <w:t>▸ Built and maintained automated test execution frameworks using Java and Playwright, improving pipeline execution efficiency by 20%.</w:t>
       </w:r>
     </w:p>
     <w:p>
@@ -301,7 +301,7 @@
           <w:b w:val="0"/>
           <w:sz w:val="18"/>
         </w:rPr>
-        <w:t>▸ Executed complex Oracle SQL queries to validate massive datasets and ensure data integrity across backend workflows.</w:t>
+        <w:t>▸ Provisioned underlying test environments using Terraform and AWS to support continuous integration and deployment.</w:t>
       </w:r>
     </w:p>
     <w:p>
@@ -314,7 +314,7 @@
           <w:b w:val="0"/>
           <w:sz w:val="18"/>
         </w:rPr>
-        <w:t>▸ Implemented CI/CD pipelines and scheduled automated regression builds using Jenkins alongside cloud provisioning in AWS.</w:t>
+        <w:t>▸ Executed complex Oracle SQL queries to validate massive datasets and ensure strict data integrity across backend workflows.</w:t>
       </w:r>
     </w:p>
     <w:p>
@@ -327,7 +327,7 @@
           <w:b w:val="0"/>
           <w:sz w:val="18"/>
         </w:rPr>
-        <w:t>▸ Streamlined test generation and deployment scripts by adopting AI coding assistants like Gemini Code Assist.</w:t>
+        <w:t>▸ Streamlined test generation and deployment scripts utilizing AI tools like Gemini Code Assist to improve delivery speed.</w:t>
       </w:r>
     </w:p>
     <w:p>
